--- a/eng/docx/005.content.docx
+++ b/eng/docx/005.content.docx
@@ -323,7 +323,19 @@
         <w:rPr>
           <w:lang w:val="en_US" w:bidi="en_US"/>
         </w:rPr>
-        <w:t>(See also: How to Translate Unknowns)</w:t>
+        <w:t xml:space="preserve">(See also: </w:t>
+      </w:r>
+      <w:r>
+        <w:rPr>
+          <w:lang w:val="en_US" w:bidi="en_US"/>
+        </w:rPr>
+        <w:t>How to Translate Unknowns</w:t>
+      </w:r>
+      <w:r>
+        <w:rPr>
+          <w:lang w:val="en_US" w:bidi="en_US"/>
+        </w:rPr>
+        <w:t>)</w:t>
       </w:r>
       <w:r>
         <w:rPr>
@@ -1247,7 +1259,19 @@
         <w:rPr>
           <w:lang w:val="en_US" w:bidi="en_US"/>
         </w:rPr>
-        <w:t>(Translation suggestions: How to Translate Names)</w:t>
+        <w:t xml:space="preserve">(Translation suggestions: </w:t>
+      </w:r>
+      <w:r>
+        <w:rPr>
+          <w:lang w:val="en_US" w:bidi="en_US"/>
+        </w:rPr>
+        <w:t>How to Translate Names</w:t>
+      </w:r>
+      <w:r>
+        <w:rPr>
+          <w:lang w:val="en_US" w:bidi="en_US"/>
+        </w:rPr>
+        <w:t>)</w:t>
       </w:r>
       <w:r>
         <w:rPr>
@@ -1723,7 +1747,19 @@
         <w:rPr>
           <w:lang w:val="en_US" w:bidi="en_US"/>
         </w:rPr>
-        <w:t>(Translation suggestions: How to Translate Names)</w:t>
+        <w:t xml:space="preserve">(Translation suggestions: </w:t>
+      </w:r>
+      <w:r>
+        <w:rPr>
+          <w:lang w:val="en_US" w:bidi="en_US"/>
+        </w:rPr>
+        <w:t>How to Translate Names</w:t>
+      </w:r>
+      <w:r>
+        <w:rPr>
+          <w:lang w:val="en_US" w:bidi="en_US"/>
+        </w:rPr>
+        <w:t>)</w:t>
       </w:r>
       <w:r>
         <w:rPr>
@@ -2223,7 +2259,19 @@
         <w:rPr>
           <w:lang w:val="en_US" w:bidi="en_US"/>
         </w:rPr>
-        <w:t>(Translation suggestions: How to Translate Names)</w:t>
+        <w:t xml:space="preserve">(Translation suggestions: </w:t>
+      </w:r>
+      <w:r>
+        <w:rPr>
+          <w:lang w:val="en_US" w:bidi="en_US"/>
+        </w:rPr>
+        <w:t>How to Translate Names</w:t>
+      </w:r>
+      <w:r>
+        <w:rPr>
+          <w:lang w:val="en_US" w:bidi="en_US"/>
+        </w:rPr>
+        <w:t>)</w:t>
       </w:r>
       <w:r>
         <w:rPr>
@@ -2906,7 +2954,19 @@
         <w:rPr>
           <w:lang w:val="en_US" w:bidi="en_US"/>
         </w:rPr>
-        <w:t>(Translation suggestions: Translate Names)</w:t>
+        <w:t xml:space="preserve">(Translation suggestions: </w:t>
+      </w:r>
+      <w:r>
+        <w:rPr>
+          <w:lang w:val="en_US" w:bidi="en_US"/>
+        </w:rPr>
+        <w:t>Translate Names</w:t>
+      </w:r>
+      <w:r>
+        <w:rPr>
+          <w:lang w:val="en_US" w:bidi="en_US"/>
+        </w:rPr>
+        <w:t>)</w:t>
       </w:r>
       <w:r>
         <w:rPr>
@@ -3315,7 +3375,19 @@
         <w:rPr>
           <w:lang w:val="en_US" w:bidi="en_US"/>
         </w:rPr>
-        <w:t>(Translation suggestions: How to Translate Names)</w:t>
+        <w:t xml:space="preserve">(Translation suggestions: </w:t>
+      </w:r>
+      <w:r>
+        <w:rPr>
+          <w:lang w:val="en_US" w:bidi="en_US"/>
+        </w:rPr>
+        <w:t>How to Translate Names</w:t>
+      </w:r>
+      <w:r>
+        <w:rPr>
+          <w:lang w:val="en_US" w:bidi="en_US"/>
+        </w:rPr>
+        <w:t>)</w:t>
       </w:r>
       <w:r>
         <w:rPr>
@@ -4116,7 +4188,19 @@
         <w:rPr>
           <w:lang w:val="en_US" w:bidi="en_US"/>
         </w:rPr>
-        <w:t>(Translation suggestions: How to Translate Names)</w:t>
+        <w:t xml:space="preserve">(Translation suggestions: </w:t>
+      </w:r>
+      <w:r>
+        <w:rPr>
+          <w:lang w:val="en_US" w:bidi="en_US"/>
+        </w:rPr>
+        <w:t>How to Translate Names</w:t>
+      </w:r>
+      <w:r>
+        <w:rPr>
+          <w:lang w:val="en_US" w:bidi="en_US"/>
+        </w:rPr>
+        <w:t>)</w:t>
       </w:r>
       <w:r>
         <w:rPr>
@@ -4512,7 +4596,19 @@
         <w:rPr>
           <w:lang w:val="en_US" w:bidi="en_US"/>
         </w:rPr>
-        <w:t>(Translation suggestions: Translate Names)</w:t>
+        <w:t xml:space="preserve">(Translation suggestions: </w:t>
+      </w:r>
+      <w:r>
+        <w:rPr>
+          <w:lang w:val="en_US" w:bidi="en_US"/>
+        </w:rPr>
+        <w:t>Translate Names</w:t>
+      </w:r>
+      <w:r>
+        <w:rPr>
+          <w:lang w:val="en_US" w:bidi="en_US"/>
+        </w:rPr>
+        <w:t>)</w:t>
       </w:r>
       <w:r>
         <w:rPr>
@@ -4954,7 +5050,19 @@
         <w:rPr>
           <w:lang w:val="en_US" w:bidi="en_US"/>
         </w:rPr>
-        <w:t>(Translation suggestions: How to Translate Names)</w:t>
+        <w:t xml:space="preserve">(Translation suggestions: </w:t>
+      </w:r>
+      <w:r>
+        <w:rPr>
+          <w:lang w:val="en_US" w:bidi="en_US"/>
+        </w:rPr>
+        <w:t>How to Translate Names</w:t>
+      </w:r>
+      <w:r>
+        <w:rPr>
+          <w:lang w:val="en_US" w:bidi="en_US"/>
+        </w:rPr>
+        <w:t>)</w:t>
       </w:r>
       <w:r>
         <w:rPr>
@@ -5754,7 +5862,19 @@
         <w:rPr>
           <w:lang w:val="en_US" w:bidi="en_US"/>
         </w:rPr>
-        <w:t>(Translation suggestions: How to Translate Names)</w:t>
+        <w:t xml:space="preserve">(Translation suggestions: </w:t>
+      </w:r>
+      <w:r>
+        <w:rPr>
+          <w:lang w:val="en_US" w:bidi="en_US"/>
+        </w:rPr>
+        <w:t>How to Translate Names</w:t>
+      </w:r>
+      <w:r>
+        <w:rPr>
+          <w:lang w:val="en_US" w:bidi="en_US"/>
+        </w:rPr>
+        <w:t>)</w:t>
       </w:r>
       <w:r>
         <w:rPr>
@@ -6138,7 +6258,19 @@
         <w:rPr>
           <w:lang w:val="en_US" w:bidi="en_US"/>
         </w:rPr>
-        <w:t>(Translation suggestions: How to Translate Names)</w:t>
+        <w:t xml:space="preserve">(Translation suggestions: </w:t>
+      </w:r>
+      <w:r>
+        <w:rPr>
+          <w:lang w:val="en_US" w:bidi="en_US"/>
+        </w:rPr>
+        <w:t>How to Translate Names</w:t>
+      </w:r>
+      <w:r>
+        <w:rPr>
+          <w:lang w:val="en_US" w:bidi="en_US"/>
+        </w:rPr>
+        <w:t>)</w:t>
       </w:r>
       <w:r>
         <w:rPr>
@@ -7740,7 +7872,19 @@
         <w:rPr>
           <w:lang w:val="en_US" w:bidi="en_US"/>
         </w:rPr>
-        <w:t>(Translation suggestions: How to Translate Names)</w:t>
+        <w:t xml:space="preserve">(Translation suggestions: </w:t>
+      </w:r>
+      <w:r>
+        <w:rPr>
+          <w:lang w:val="en_US" w:bidi="en_US"/>
+        </w:rPr>
+        <w:t>How to Translate Names</w:t>
+      </w:r>
+      <w:r>
+        <w:rPr>
+          <w:lang w:val="en_US" w:bidi="en_US"/>
+        </w:rPr>
+        <w:t>)</w:t>
       </w:r>
       <w:r>
         <w:rPr>
@@ -9297,7 +9441,19 @@
         <w:rPr>
           <w:lang w:val="en_US" w:bidi="en_US"/>
         </w:rPr>
-        <w:t>(Translation suggestions: How to Translate Names)</w:t>
+        <w:t xml:space="preserve">(Translation suggestions: </w:t>
+      </w:r>
+      <w:r>
+        <w:rPr>
+          <w:lang w:val="en_US" w:bidi="en_US"/>
+        </w:rPr>
+        <w:t>How to Translate Names</w:t>
+      </w:r>
+      <w:r>
+        <w:rPr>
+          <w:lang w:val="en_US" w:bidi="en_US"/>
+        </w:rPr>
+        <w:t>)</w:t>
       </w:r>
       <w:r>
         <w:rPr>
@@ -10091,7 +10247,19 @@
         <w:rPr>
           <w:lang w:val="en_US" w:bidi="en_US"/>
         </w:rPr>
-        <w:t>(Translation suggestions: How to Translate Names)</w:t>
+        <w:t xml:space="preserve">(Translation suggestions: </w:t>
+      </w:r>
+      <w:r>
+        <w:rPr>
+          <w:lang w:val="en_US" w:bidi="en_US"/>
+        </w:rPr>
+        <w:t>How to Translate Names</w:t>
+      </w:r>
+      <w:r>
+        <w:rPr>
+          <w:lang w:val="en_US" w:bidi="en_US"/>
+        </w:rPr>
+        <w:t>)</w:t>
       </w:r>
       <w:r>
         <w:rPr>
@@ -10556,7 +10724,19 @@
         <w:rPr>
           <w:lang w:val="en_US" w:bidi="en_US"/>
         </w:rPr>
-        <w:t>(Translation suggestions: How to Translate Names)</w:t>
+        <w:t xml:space="preserve">(Translation suggestions: </w:t>
+      </w:r>
+      <w:r>
+        <w:rPr>
+          <w:lang w:val="en_US" w:bidi="en_US"/>
+        </w:rPr>
+        <w:t>How to Translate Names</w:t>
+      </w:r>
+      <w:r>
+        <w:rPr>
+          <w:lang w:val="en_US" w:bidi="en_US"/>
+        </w:rPr>
+        <w:t>)</w:t>
       </w:r>
       <w:r>
         <w:rPr>
@@ -10862,7 +11042,19 @@
         <w:rPr>
           <w:lang w:val="en_US" w:bidi="en_US"/>
         </w:rPr>
-        <w:t>(Translation suggestions: How to Translate Names)</w:t>
+        <w:t xml:space="preserve">(Translation suggestions: </w:t>
+      </w:r>
+      <w:r>
+        <w:rPr>
+          <w:lang w:val="en_US" w:bidi="en_US"/>
+        </w:rPr>
+        <w:t>How to Translate Names</w:t>
+      </w:r>
+      <w:r>
+        <w:rPr>
+          <w:lang w:val="en_US" w:bidi="en_US"/>
+        </w:rPr>
+        <w:t>)</w:t>
       </w:r>
       <w:r>
         <w:rPr>
@@ -11614,7 +11806,19 @@
         <w:rPr>
           <w:lang w:val="en_US" w:bidi="en_US"/>
         </w:rPr>
-        <w:t>(Translation suggestions: Translate Names)</w:t>
+        <w:t xml:space="preserve">(Translation suggestions: </w:t>
+      </w:r>
+      <w:r>
+        <w:rPr>
+          <w:lang w:val="en_US" w:bidi="en_US"/>
+        </w:rPr>
+        <w:t>Translate Names</w:t>
+      </w:r>
+      <w:r>
+        <w:rPr>
+          <w:lang w:val="en_US" w:bidi="en_US"/>
+        </w:rPr>
+        <w:t>)</w:t>
       </w:r>
       <w:r>
         <w:rPr>
@@ -12167,7 +12371,19 @@
         <w:rPr>
           <w:lang w:val="en_US" w:bidi="en_US"/>
         </w:rPr>
-        <w:t>Also consider how this word is translated in a Bible translation in a local or national language. (See: How to Translate Unknowns)</w:t>
+        <w:t xml:space="preserve">Also consider how this word is translated in a Bible translation in a local or national language. (See: </w:t>
+      </w:r>
+      <w:r>
+        <w:rPr>
+          <w:lang w:val="en_US" w:bidi="en_US"/>
+        </w:rPr>
+        <w:t>How to Translate Unknowns</w:t>
+      </w:r>
+      <w:r>
+        <w:rPr>
+          <w:lang w:val="en_US" w:bidi="en_US"/>
+        </w:rPr>
+        <w:t>)</w:t>
       </w:r>
       <w:r>
         <w:rPr>
@@ -13172,7 +13388,19 @@
         <w:rPr>
           <w:lang w:val="en_US" w:bidi="en_US"/>
         </w:rPr>
-        <w:t>(Translation suggestions: How to Translate Names)</w:t>
+        <w:t xml:space="preserve">(Translation suggestions: </w:t>
+      </w:r>
+      <w:r>
+        <w:rPr>
+          <w:lang w:val="en_US" w:bidi="en_US"/>
+        </w:rPr>
+        <w:t>How to Translate Names</w:t>
+      </w:r>
+      <w:r>
+        <w:rPr>
+          <w:lang w:val="en_US" w:bidi="en_US"/>
+        </w:rPr>
+        <w:t>)</w:t>
       </w:r>
       <w:r>
         <w:rPr>
@@ -14070,7 +14298,19 @@
         <w:rPr>
           <w:lang w:val="en_US" w:bidi="en_US"/>
         </w:rPr>
-        <w:t>(Translation suggestions: How to Translate Names)</w:t>
+        <w:t xml:space="preserve">(Translation suggestions: </w:t>
+      </w:r>
+      <w:r>
+        <w:rPr>
+          <w:lang w:val="en_US" w:bidi="en_US"/>
+        </w:rPr>
+        <w:t>How to Translate Names</w:t>
+      </w:r>
+      <w:r>
+        <w:rPr>
+          <w:lang w:val="en_US" w:bidi="en_US"/>
+        </w:rPr>
+        <w:t>)</w:t>
       </w:r>
       <w:r>
         <w:rPr>
@@ -14801,7 +15041,19 @@
         <w:rPr>
           <w:lang w:val="en_US" w:bidi="en_US"/>
         </w:rPr>
-        <w:t>(Translation suggestions: How to Translate Names)</w:t>
+        <w:t xml:space="preserve">(Translation suggestions: </w:t>
+      </w:r>
+      <w:r>
+        <w:rPr>
+          <w:lang w:val="en_US" w:bidi="en_US"/>
+        </w:rPr>
+        <w:t>How to Translate Names</w:t>
+      </w:r>
+      <w:r>
+        <w:rPr>
+          <w:lang w:val="en_US" w:bidi="en_US"/>
+        </w:rPr>
+        <w:t>)</w:t>
       </w:r>
       <w:r>
         <w:rPr>
@@ -16688,7 +16940,19 @@
         <w:rPr>
           <w:lang w:val="en_US" w:bidi="en_US"/>
         </w:rPr>
-        <w:t>(Translation suggestions: How to Translate Unknowns)</w:t>
+        <w:t xml:space="preserve">(Translation suggestions: </w:t>
+      </w:r>
+      <w:r>
+        <w:rPr>
+          <w:lang w:val="en_US" w:bidi="en_US"/>
+        </w:rPr>
+        <w:t>How to Translate Unknowns</w:t>
+      </w:r>
+      <w:r>
+        <w:rPr>
+          <w:lang w:val="en_US" w:bidi="en_US"/>
+        </w:rPr>
+        <w:t>)</w:t>
       </w:r>
       <w:r>
         <w:rPr>
@@ -19273,7 +19537,19 @@
         <w:rPr>
           <w:lang w:val="en_US" w:bidi="en_US"/>
         </w:rPr>
-        <w:t>(Translation suggestions: How to Translate Names)</w:t>
+        <w:t xml:space="preserve">(Translation suggestions: </w:t>
+      </w:r>
+      <w:r>
+        <w:rPr>
+          <w:lang w:val="en_US" w:bidi="en_US"/>
+        </w:rPr>
+        <w:t>How to Translate Names</w:t>
+      </w:r>
+      <w:r>
+        <w:rPr>
+          <w:lang w:val="en_US" w:bidi="en_US"/>
+        </w:rPr>
+        <w:t>)</w:t>
       </w:r>
       <w:r>
         <w:rPr>
@@ -19646,7 +19922,19 @@
         <w:rPr>
           <w:lang w:val="en_US" w:bidi="en_US"/>
         </w:rPr>
-        <w:t>(Translation suggestions: How to Translate Names)</w:t>
+        <w:t xml:space="preserve">(Translation suggestions: </w:t>
+      </w:r>
+      <w:r>
+        <w:rPr>
+          <w:lang w:val="en_US" w:bidi="en_US"/>
+        </w:rPr>
+        <w:t>How to Translate Names</w:t>
+      </w:r>
+      <w:r>
+        <w:rPr>
+          <w:lang w:val="en_US" w:bidi="en_US"/>
+        </w:rPr>
+        <w:t>)</w:t>
       </w:r>
       <w:r>
         <w:rPr>
